--- a/ethics/consent-digital.docx
+++ b/ethics/consent-digital.docx
@@ -25,7 +25,7 @@
         <w:t xml:space="preserve"> </w:t>
       </w:r>
       <w:r>
-        <w:t xml:space="preserve">Closing the AI Literacy Gap: Scaffolding Equitable Participation in AI-Integrated Assessment</w:t>
+        <w:t xml:space="preserve">Scaffolding AI Interaction: A Low-Cost Intervention for Equitable Student Engagement</w:t>
       </w:r>
     </w:p>
     <w:p>
